--- a/Supplementary information.docx
+++ b/Supplementary information.docx
@@ -39,7 +39,7 @@
     </w:p>
     <w:p>
       <w:pPr>
-        <w:spacing w:after="60" w:line="276" w:lineRule="auto"/>
+        <w:spacing w:after="60" w:line="240" w:lineRule="auto"/>
         <w:jc w:val="center"/>
         <w:rPr>
           <w:rFonts w:ascii="Calibri" w:hAnsi="Calibri" w:cs="Calibri"/>
@@ -54,330 +54,6 @@
           <w:bCs/>
         </w:rPr>
         <w:t>Assessing Energy Security Risks to Ireland’s Net-Zero Transition Under Cross-Border Supply Uncertainty</w:t>
-      </w:r>
-    </w:p>
-    <w:p>
-      <w:pPr>
-        <w:spacing w:after="60" w:line="276" w:lineRule="auto"/>
-        <w:jc w:val="center"/>
-        <w:rPr>
-          <w:rFonts w:ascii="Calibri" w:hAnsi="Calibri" w:cs="Calibri"/>
-          <w:b/>
-          <w:bCs/>
-          <w:sz w:val="22"/>
-          <w:szCs w:val="22"/>
-        </w:rPr>
-      </w:pPr>
-    </w:p>
-    <w:p>
-      <w:pPr>
-        <w:spacing w:after="60" w:line="276" w:lineRule="auto"/>
-        <w:jc w:val="center"/>
-        <w:rPr>
-          <w:rFonts w:ascii="Calibri" w:hAnsi="Calibri" w:cs="Calibri"/>
-          <w:b/>
-          <w:bCs/>
-          <w:sz w:val="22"/>
-          <w:szCs w:val="22"/>
-        </w:rPr>
-      </w:pPr>
-    </w:p>
-    <w:p>
-      <w:pPr>
-        <w:spacing w:after="60" w:line="276" w:lineRule="auto"/>
-        <w:jc w:val="center"/>
-        <w:rPr>
-          <w:rFonts w:ascii="Calibri" w:hAnsi="Calibri" w:cs="Calibri"/>
-          <w:b/>
-          <w:bCs/>
-          <w:sz w:val="22"/>
-          <w:szCs w:val="22"/>
-        </w:rPr>
-      </w:pPr>
-    </w:p>
-    <w:p>
-      <w:pPr>
-        <w:spacing w:after="60" w:line="276" w:lineRule="auto"/>
-        <w:rPr>
-          <w:rFonts w:ascii="Calibri" w:hAnsi="Calibri" w:cs="Calibri"/>
-          <w:b/>
-          <w:bCs/>
-          <w:sz w:val="22"/>
-          <w:szCs w:val="22"/>
-        </w:rPr>
-      </w:pPr>
-    </w:p>
-    <w:p>
-      <w:pPr>
-        <w:spacing w:after="60" w:line="276" w:lineRule="auto"/>
-        <w:jc w:val="center"/>
-        <w:rPr>
-          <w:rFonts w:ascii="Calibri" w:hAnsi="Calibri" w:cs="Calibri"/>
-          <w:sz w:val="22"/>
-          <w:szCs w:val="22"/>
-          <w:vertAlign w:val="superscript"/>
-        </w:rPr>
-      </w:pPr>
-      <w:r>
-        <w:rPr>
-          <w:rFonts w:ascii="Calibri" w:hAnsi="Calibri" w:cs="Calibri"/>
-          <w:sz w:val="22"/>
-          <w:szCs w:val="22"/>
-        </w:rPr>
-        <w:t>Fatemeh Rostami</w:t>
-      </w:r>
-      <w:r>
-        <w:rPr>
-          <w:rFonts w:ascii="Calibri" w:hAnsi="Calibri" w:cs="Calibri"/>
-          <w:sz w:val="22"/>
-          <w:szCs w:val="22"/>
-          <w:vertAlign w:val="superscript"/>
-        </w:rPr>
-        <w:t>*,a,b</w:t>
-      </w:r>
-      <w:r>
-        <w:rPr>
-          <w:rFonts w:ascii="Calibri" w:hAnsi="Calibri" w:cs="Calibri"/>
-          <w:sz w:val="22"/>
-          <w:szCs w:val="22"/>
-        </w:rPr>
-        <w:t>, Ankita Singh Gaur</w:t>
-      </w:r>
-      <w:r>
-        <w:rPr>
-          <w:rFonts w:ascii="Calibri" w:hAnsi="Calibri" w:cs="Calibri"/>
-          <w:sz w:val="22"/>
-          <w:szCs w:val="22"/>
-          <w:vertAlign w:val="superscript"/>
-        </w:rPr>
-        <w:t>c</w:t>
-      </w:r>
-      <w:r>
-        <w:rPr>
-          <w:rFonts w:ascii="Calibri" w:hAnsi="Calibri" w:cs="Calibri"/>
-          <w:sz w:val="22"/>
-          <w:szCs w:val="22"/>
-        </w:rPr>
-        <w:t xml:space="preserve">, </w:t>
-      </w:r>
-      <w:r>
-        <w:rPr>
-          <w:rFonts w:ascii="Calibri" w:eastAsia="Aptos" w:hAnsi="Calibri" w:cs="Calibri"/>
-          <w:sz w:val="22"/>
-          <w:szCs w:val="22"/>
-        </w:rPr>
-        <w:t>Hannah Daly</w:t>
-      </w:r>
-      <w:r>
-        <w:rPr>
-          <w:rFonts w:ascii="Calibri" w:hAnsi="Calibri" w:cs="Calibri"/>
-          <w:sz w:val="22"/>
-          <w:szCs w:val="22"/>
-          <w:vertAlign w:val="superscript"/>
-        </w:rPr>
-        <w:t xml:space="preserve"> a,b</w:t>
-      </w:r>
-      <w:r>
-        <w:rPr>
-          <w:rFonts w:ascii="Calibri" w:eastAsia="Aptos" w:hAnsi="Calibri" w:cs="Calibri"/>
-          <w:sz w:val="22"/>
-          <w:szCs w:val="22"/>
-        </w:rPr>
-        <w:t xml:space="preserve">, </w:t>
-      </w:r>
-      <w:r>
-        <w:rPr>
-          <w:rFonts w:ascii="Calibri" w:eastAsia="Aptos" w:hAnsi="Calibri" w:cs="Calibri"/>
-          <w:sz w:val="22"/>
-          <w:szCs w:val="22"/>
-        </w:rPr>
-        <w:t>Stephanie T. G. Moura</w:t>
-      </w:r>
-      <w:r>
-        <w:rPr>
-          <w:rFonts w:ascii="Calibri" w:hAnsi="Calibri" w:cs="Calibri"/>
-          <w:sz w:val="22"/>
-          <w:szCs w:val="22"/>
-          <w:vertAlign w:val="superscript"/>
-        </w:rPr>
-        <w:t xml:space="preserve"> a,b</w:t>
-      </w:r>
-      <w:r>
-        <w:rPr>
-          <w:rFonts w:ascii="Calibri" w:eastAsia="Aptos" w:hAnsi="Calibri" w:cs="Calibri"/>
-          <w:sz w:val="22"/>
-          <w:szCs w:val="22"/>
-        </w:rPr>
-        <w:t>, Paul Deane</w:t>
-      </w:r>
-      <w:r>
-        <w:rPr>
-          <w:rFonts w:ascii="Calibri" w:hAnsi="Calibri" w:cs="Calibri"/>
-          <w:sz w:val="22"/>
-          <w:szCs w:val="22"/>
-          <w:vertAlign w:val="superscript"/>
-        </w:rPr>
-        <w:t xml:space="preserve"> a,b</w:t>
-      </w:r>
-      <w:r>
-        <w:rPr>
-          <w:rFonts w:ascii="Calibri" w:eastAsia="Aptos" w:hAnsi="Calibri" w:cs="Calibri"/>
-          <w:sz w:val="22"/>
-          <w:szCs w:val="22"/>
-        </w:rPr>
-        <w:t>, Vahid Aryanpur</w:t>
-      </w:r>
-      <w:r>
-        <w:rPr>
-          <w:rFonts w:ascii="Calibri" w:hAnsi="Calibri" w:cs="Calibri"/>
-          <w:sz w:val="22"/>
-          <w:szCs w:val="22"/>
-          <w:vertAlign w:val="superscript"/>
-        </w:rPr>
-        <w:t xml:space="preserve"> a,b</w:t>
-      </w:r>
-    </w:p>
-    <w:p>
-      <w:pPr>
-        <w:spacing w:after="60" w:line="276" w:lineRule="auto"/>
-        <w:jc w:val="center"/>
-        <w:rPr>
-          <w:rFonts w:ascii="Calibri" w:hAnsi="Calibri" w:cs="Calibri"/>
-          <w:sz w:val="22"/>
-          <w:szCs w:val="22"/>
-        </w:rPr>
-      </w:pPr>
-    </w:p>
-    <w:p>
-      <w:pPr>
-        <w:spacing w:after="60" w:line="276" w:lineRule="auto"/>
-        <w:jc w:val="center"/>
-        <w:rPr>
-          <w:rFonts w:ascii="Calibri" w:hAnsi="Calibri" w:cs="Calibri"/>
-          <w:sz w:val="22"/>
-          <w:szCs w:val="22"/>
-        </w:rPr>
-      </w:pPr>
-      <w:r>
-        <w:rPr>
-          <w:rFonts w:ascii="Calibri" w:hAnsi="Calibri" w:cs="Calibri"/>
-          <w:sz w:val="22"/>
-          <w:szCs w:val="22"/>
-          <w:vertAlign w:val="superscript"/>
-          <w:lang w:val="en-GB"/>
-        </w:rPr>
-        <w:t>a</w:t>
-      </w:r>
-      <w:r>
-        <w:rPr>
-          <w:rFonts w:ascii="Calibri" w:hAnsi="Calibri" w:cs="Calibri"/>
-          <w:sz w:val="22"/>
-          <w:szCs w:val="22"/>
-        </w:rPr>
-        <w:t>Sustainability Institute, University College Cork, Ireland</w:t>
-      </w:r>
-    </w:p>
-    <w:p>
-      <w:pPr>
-        <w:spacing w:after="60" w:line="276" w:lineRule="auto"/>
-        <w:jc w:val="center"/>
-        <w:rPr>
-          <w:rFonts w:ascii="Calibri" w:hAnsi="Calibri" w:cs="Calibri"/>
-          <w:sz w:val="22"/>
-          <w:szCs w:val="22"/>
-        </w:rPr>
-      </w:pPr>
-      <w:r>
-        <w:rPr>
-          <w:rFonts w:ascii="Calibri" w:hAnsi="Calibri" w:cs="Calibri"/>
-          <w:sz w:val="22"/>
-          <w:szCs w:val="22"/>
-          <w:vertAlign w:val="superscript"/>
-          <w:lang w:val="en-GB"/>
-        </w:rPr>
-        <w:t>b</w:t>
-      </w:r>
-      <w:r>
-        <w:rPr>
-          <w:rFonts w:ascii="Calibri" w:hAnsi="Calibri" w:cs="Calibri"/>
-          <w:sz w:val="22"/>
-          <w:szCs w:val="22"/>
-          <w:lang w:val="en-GB"/>
-        </w:rPr>
-        <w:t>School of Engineering and Architecture, University College Cork, Co. Cork, Ireland</w:t>
-      </w:r>
-    </w:p>
-    <w:p>
-      <w:pPr>
-        <w:spacing w:after="60" w:line="276" w:lineRule="auto"/>
-        <w:jc w:val="center"/>
-        <w:rPr>
-          <w:rFonts w:ascii="Calibri" w:hAnsi="Calibri" w:cs="Calibri"/>
-          <w:sz w:val="22"/>
-          <w:szCs w:val="22"/>
-        </w:rPr>
-      </w:pPr>
-      <w:r>
-        <w:rPr>
-          <w:rFonts w:ascii="Calibri" w:hAnsi="Calibri" w:cs="Calibri"/>
-          <w:sz w:val="22"/>
-          <w:szCs w:val="22"/>
-          <w:vertAlign w:val="superscript"/>
-        </w:rPr>
-        <w:t>c</w:t>
-      </w:r>
-      <w:r>
-        <w:rPr>
-          <w:rFonts w:ascii="Calibri" w:hAnsi="Calibri" w:cs="Calibri"/>
-          <w:sz w:val="22"/>
-          <w:szCs w:val="22"/>
-        </w:rPr>
-        <w:t>Van 't Hoff Institute for Molecular Sciences (HIMS), Science Park 904, University of Amsterdam, 1090 GD Amsterdam</w:t>
-      </w:r>
-    </w:p>
-    <w:p>
-      <w:pPr>
-        <w:spacing w:after="60" w:line="276" w:lineRule="auto"/>
-        <w:jc w:val="center"/>
-        <w:rPr>
-          <w:rFonts w:ascii="Calibri" w:hAnsi="Calibri" w:cs="Calibri"/>
-          <w:b/>
-          <w:bCs/>
-          <w:sz w:val="22"/>
-          <w:szCs w:val="22"/>
-        </w:rPr>
-      </w:pPr>
-      <w:r>
-        <w:rPr>
-          <w:rFonts w:ascii="Calibri" w:hAnsi="Calibri" w:cs="Calibri"/>
-          <w:sz w:val="22"/>
-          <w:szCs w:val="22"/>
-          <w:vertAlign w:val="superscript"/>
-        </w:rPr>
-        <w:t>d</w:t>
-      </w:r>
-      <w:r>
-        <w:rPr>
-          <w:rFonts w:ascii="Calibri" w:hAnsi="Calibri" w:cs="Calibri"/>
-          <w:sz w:val="22"/>
-          <w:szCs w:val="22"/>
-        </w:rPr>
-        <w:t>Energy and Materials Transition (EMT),</w:t>
-      </w:r>
-      <w:r>
-        <w:rPr>
-          <w:sz w:val="28"/>
-          <w:szCs w:val="28"/>
-        </w:rPr>
-        <w:t xml:space="preserve"> </w:t>
-      </w:r>
-      <w:r>
-        <w:rPr>
-          <w:rFonts w:ascii="Calibri" w:hAnsi="Calibri" w:cs="Calibri"/>
-          <w:sz w:val="22"/>
-          <w:szCs w:val="22"/>
-        </w:rPr>
-        <w:t>TNO, Amsterdam, the Netherlands</w:t>
       </w:r>
     </w:p>
     <w:p>
@@ -386,6 +62,452 @@
         <w:jc w:val="center"/>
         <w:rPr>
           <w:rFonts w:ascii="Calibri" w:hAnsi="Calibri" w:cs="Calibri"/>
+          <w:b/>
+          <w:bCs/>
+          <w:sz w:val="22"/>
+          <w:szCs w:val="22"/>
+        </w:rPr>
+      </w:pPr>
+    </w:p>
+    <w:p>
+      <w:pPr>
+        <w:spacing w:after="60" w:line="240" w:lineRule="auto"/>
+        <w:jc w:val="center"/>
+        <w:rPr>
+          <w:rFonts w:ascii="Calibri" w:hAnsi="Calibri" w:cs="Calibri"/>
+          <w:b/>
+          <w:bCs/>
+          <w:sz w:val="22"/>
+          <w:szCs w:val="22"/>
+        </w:rPr>
+      </w:pPr>
+    </w:p>
+    <w:p>
+      <w:pPr>
+        <w:spacing w:after="60" w:line="240" w:lineRule="auto"/>
+        <w:jc w:val="center"/>
+        <w:rPr>
+          <w:rFonts w:ascii="Calibri" w:hAnsi="Calibri" w:cs="Calibri"/>
+          <w:sz w:val="22"/>
+          <w:szCs w:val="22"/>
+          <w:vertAlign w:val="superscript"/>
+        </w:rPr>
+      </w:pPr>
+      <w:r>
+        <w:rPr>
+          <w:rFonts w:ascii="Calibri" w:hAnsi="Calibri" w:cs="Calibri"/>
+          <w:sz w:val="22"/>
+          <w:szCs w:val="22"/>
+        </w:rPr>
+        <w:t>Fatemeh Rostami</w:t>
+      </w:r>
+      <w:r>
+        <w:rPr>
+          <w:rFonts w:ascii="Calibri" w:hAnsi="Calibri" w:cs="Calibri"/>
+          <w:sz w:val="22"/>
+          <w:szCs w:val="22"/>
+          <w:vertAlign w:val="superscript"/>
+        </w:rPr>
+        <w:t>*,</w:t>
+      </w:r>
+      <w:proofErr w:type="spellStart"/>
+      <w:r>
+        <w:rPr>
+          <w:rFonts w:ascii="Calibri" w:hAnsi="Calibri" w:cs="Calibri"/>
+          <w:sz w:val="22"/>
+          <w:szCs w:val="22"/>
+          <w:vertAlign w:val="superscript"/>
+        </w:rPr>
+        <w:t>a,b,c</w:t>
+      </w:r>
+      <w:proofErr w:type="spellEnd"/>
+      <w:r>
+        <w:rPr>
+          <w:rFonts w:ascii="Calibri" w:hAnsi="Calibri" w:cs="Calibri"/>
+          <w:sz w:val="22"/>
+          <w:szCs w:val="22"/>
+        </w:rPr>
+        <w:t xml:space="preserve">, Ankita Singh </w:t>
+      </w:r>
+      <w:proofErr w:type="spellStart"/>
+      <w:r>
+        <w:rPr>
+          <w:rFonts w:ascii="Calibri" w:hAnsi="Calibri" w:cs="Calibri"/>
+          <w:sz w:val="22"/>
+          <w:szCs w:val="22"/>
+        </w:rPr>
+        <w:t>Gaur</w:t>
+      </w:r>
+      <w:r>
+        <w:rPr>
+          <w:rFonts w:ascii="Calibri" w:hAnsi="Calibri" w:cs="Calibri"/>
+          <w:sz w:val="22"/>
+          <w:szCs w:val="22"/>
+          <w:vertAlign w:val="superscript"/>
+        </w:rPr>
+        <w:t>d,e</w:t>
+      </w:r>
+      <w:proofErr w:type="spellEnd"/>
+      <w:r>
+        <w:rPr>
+          <w:rFonts w:ascii="Calibri" w:hAnsi="Calibri" w:cs="Calibri"/>
+          <w:sz w:val="22"/>
+          <w:szCs w:val="22"/>
+        </w:rPr>
+        <w:t>, Hannah Daly</w:t>
+      </w:r>
+      <w:r>
+        <w:rPr>
+          <w:rFonts w:ascii="Calibri" w:hAnsi="Calibri" w:cs="Calibri"/>
+          <w:sz w:val="22"/>
+          <w:szCs w:val="22"/>
+          <w:vertAlign w:val="superscript"/>
+        </w:rPr>
+        <w:t xml:space="preserve"> </w:t>
+      </w:r>
+      <w:proofErr w:type="spellStart"/>
+      <w:r>
+        <w:rPr>
+          <w:rFonts w:ascii="Calibri" w:hAnsi="Calibri" w:cs="Calibri"/>
+          <w:sz w:val="22"/>
+          <w:szCs w:val="22"/>
+          <w:vertAlign w:val="superscript"/>
+        </w:rPr>
+        <w:t>a,b</w:t>
+      </w:r>
+      <w:proofErr w:type="spellEnd"/>
+      <w:r>
+        <w:rPr>
+          <w:rFonts w:ascii="Calibri" w:hAnsi="Calibri" w:cs="Calibri"/>
+          <w:sz w:val="22"/>
+          <w:szCs w:val="22"/>
+        </w:rPr>
+        <w:t>, Stephanie T. G. Moura</w:t>
+      </w:r>
+      <w:r>
+        <w:rPr>
+          <w:rFonts w:ascii="Calibri" w:hAnsi="Calibri" w:cs="Calibri"/>
+          <w:sz w:val="22"/>
+          <w:szCs w:val="22"/>
+          <w:vertAlign w:val="superscript"/>
+        </w:rPr>
+        <w:t xml:space="preserve"> </w:t>
+      </w:r>
+      <w:proofErr w:type="spellStart"/>
+      <w:proofErr w:type="gramStart"/>
+      <w:r>
+        <w:rPr>
+          <w:rFonts w:ascii="Calibri" w:hAnsi="Calibri" w:cs="Calibri"/>
+          <w:sz w:val="22"/>
+          <w:szCs w:val="22"/>
+          <w:vertAlign w:val="superscript"/>
+        </w:rPr>
+        <w:t>a,b</w:t>
+      </w:r>
+      <w:proofErr w:type="spellEnd"/>
+      <w:proofErr w:type="gramEnd"/>
+      <w:r>
+        <w:rPr>
+          <w:rFonts w:ascii="Calibri" w:hAnsi="Calibri" w:cs="Calibri"/>
+          <w:sz w:val="22"/>
+          <w:szCs w:val="22"/>
+        </w:rPr>
+        <w:t>, Paul Deane</w:t>
+      </w:r>
+      <w:r>
+        <w:rPr>
+          <w:rFonts w:ascii="Calibri" w:hAnsi="Calibri" w:cs="Calibri"/>
+          <w:sz w:val="22"/>
+          <w:szCs w:val="22"/>
+          <w:vertAlign w:val="superscript"/>
+        </w:rPr>
+        <w:t xml:space="preserve"> </w:t>
+      </w:r>
+      <w:proofErr w:type="spellStart"/>
+      <w:proofErr w:type="gramStart"/>
+      <w:r>
+        <w:rPr>
+          <w:rFonts w:ascii="Calibri" w:hAnsi="Calibri" w:cs="Calibri"/>
+          <w:sz w:val="22"/>
+          <w:szCs w:val="22"/>
+          <w:vertAlign w:val="superscript"/>
+        </w:rPr>
+        <w:t>a,b</w:t>
+      </w:r>
+      <w:proofErr w:type="spellEnd"/>
+      <w:proofErr w:type="gramEnd"/>
+      <w:r>
+        <w:rPr>
+          <w:rFonts w:ascii="Calibri" w:hAnsi="Calibri" w:cs="Calibri"/>
+          <w:sz w:val="22"/>
+          <w:szCs w:val="22"/>
+        </w:rPr>
+        <w:t xml:space="preserve">, Vahid </w:t>
+      </w:r>
+      <w:proofErr w:type="spellStart"/>
+      <w:r>
+        <w:rPr>
+          <w:rFonts w:ascii="Calibri" w:hAnsi="Calibri" w:cs="Calibri"/>
+          <w:sz w:val="22"/>
+          <w:szCs w:val="22"/>
+        </w:rPr>
+        <w:t>Aryanpur</w:t>
+      </w:r>
+      <w:proofErr w:type="spellEnd"/>
+      <w:r>
+        <w:rPr>
+          <w:rFonts w:ascii="Calibri" w:hAnsi="Calibri" w:cs="Calibri"/>
+          <w:sz w:val="22"/>
+          <w:szCs w:val="22"/>
+          <w:vertAlign w:val="superscript"/>
+        </w:rPr>
+        <w:t xml:space="preserve"> </w:t>
+      </w:r>
+      <w:proofErr w:type="spellStart"/>
+      <w:proofErr w:type="gramStart"/>
+      <w:r>
+        <w:rPr>
+          <w:rFonts w:ascii="Calibri" w:hAnsi="Calibri" w:cs="Calibri"/>
+          <w:sz w:val="22"/>
+          <w:szCs w:val="22"/>
+          <w:vertAlign w:val="superscript"/>
+        </w:rPr>
+        <w:t>a,b</w:t>
+      </w:r>
+      <w:proofErr w:type="spellEnd"/>
+      <w:proofErr w:type="gramEnd"/>
+    </w:p>
+    <w:p>
+      <w:pPr>
+        <w:spacing w:after="60" w:line="240" w:lineRule="auto"/>
+        <w:jc w:val="center"/>
+        <w:rPr>
+          <w:rFonts w:ascii="Calibri" w:hAnsi="Calibri" w:cs="Calibri"/>
+          <w:sz w:val="22"/>
+          <w:szCs w:val="22"/>
+          <w:rtl/>
+          <w:lang w:bidi="fa-IR"/>
+        </w:rPr>
+      </w:pPr>
+    </w:p>
+    <w:p>
+      <w:pPr>
+        <w:spacing w:after="60" w:line="240" w:lineRule="auto"/>
+        <w:jc w:val="center"/>
+        <w:rPr>
+          <w:rFonts w:ascii="Calibri" w:hAnsi="Calibri" w:cs="Calibri"/>
+          <w:sz w:val="22"/>
+          <w:szCs w:val="22"/>
+        </w:rPr>
+      </w:pPr>
+      <w:r>
+        <w:rPr>
+          <w:rFonts w:ascii="Calibri" w:hAnsi="Calibri" w:cs="Calibri"/>
+          <w:sz w:val="22"/>
+          <w:szCs w:val="22"/>
+          <w:vertAlign w:val="superscript"/>
+          <w:lang w:val="en-GB"/>
+        </w:rPr>
+        <w:t>a</w:t>
+      </w:r>
+      <w:r>
+        <w:rPr>
+          <w:rFonts w:ascii="Calibri" w:hAnsi="Calibri" w:cs="Calibri"/>
+          <w:sz w:val="22"/>
+          <w:szCs w:val="22"/>
+        </w:rPr>
+        <w:t>Sustainability Institute, University College Cork, Ireland</w:t>
+      </w:r>
+    </w:p>
+    <w:p>
+      <w:pPr>
+        <w:spacing w:after="60" w:line="240" w:lineRule="auto"/>
+        <w:jc w:val="center"/>
+        <w:rPr>
+          <w:rFonts w:ascii="Calibri" w:hAnsi="Calibri" w:cs="Calibri"/>
+          <w:sz w:val="22"/>
+          <w:szCs w:val="22"/>
+        </w:rPr>
+      </w:pPr>
+      <w:proofErr w:type="spellStart"/>
+      <w:r>
+        <w:rPr>
+          <w:rFonts w:ascii="Calibri" w:hAnsi="Calibri" w:cs="Calibri"/>
+          <w:sz w:val="22"/>
+          <w:szCs w:val="22"/>
+          <w:vertAlign w:val="superscript"/>
+          <w:lang w:val="en-GB"/>
+        </w:rPr>
+        <w:t>b</w:t>
+      </w:r>
+      <w:r>
+        <w:rPr>
+          <w:rFonts w:ascii="Calibri" w:hAnsi="Calibri" w:cs="Calibri"/>
+          <w:sz w:val="22"/>
+          <w:szCs w:val="22"/>
+          <w:lang w:val="en-GB"/>
+        </w:rPr>
+        <w:t>School</w:t>
+      </w:r>
+      <w:proofErr w:type="spellEnd"/>
+      <w:r>
+        <w:rPr>
+          <w:rFonts w:ascii="Calibri" w:hAnsi="Calibri" w:cs="Calibri"/>
+          <w:sz w:val="22"/>
+          <w:szCs w:val="22"/>
+          <w:lang w:val="en-GB"/>
+        </w:rPr>
+        <w:t xml:space="preserve"> of Engineering and Architecture, University College Cork, Co. Cork, Ireland</w:t>
+      </w:r>
+      <w:r>
+        <w:rPr>
+          <w:rFonts w:ascii="Calibri" w:hAnsi="Calibri" w:cs="Calibri"/>
+          <w:sz w:val="22"/>
+          <w:szCs w:val="22"/>
+        </w:rPr>
+        <w:t> </w:t>
+      </w:r>
+    </w:p>
+    <w:p>
+      <w:pPr>
+        <w:spacing w:after="60" w:line="240" w:lineRule="auto"/>
+        <w:jc w:val="center"/>
+        <w:rPr>
+          <w:rFonts w:ascii="Calibri" w:hAnsi="Calibri" w:cs="Calibri"/>
+          <w:sz w:val="22"/>
+          <w:szCs w:val="22"/>
+        </w:rPr>
+      </w:pPr>
+      <w:proofErr w:type="spellStart"/>
+      <w:r>
+        <w:rPr>
+          <w:rFonts w:ascii="Calibri" w:hAnsi="Calibri" w:cs="Calibri"/>
+          <w:sz w:val="22"/>
+          <w:szCs w:val="22"/>
+          <w:vertAlign w:val="superscript"/>
+        </w:rPr>
+        <w:t>c</w:t>
+      </w:r>
+      <w:r>
+        <w:rPr>
+          <w:rFonts w:ascii="Calibri" w:hAnsi="Calibri" w:cs="Calibri"/>
+          <w:sz w:val="22"/>
+          <w:szCs w:val="22"/>
+        </w:rPr>
+        <w:t>International</w:t>
+      </w:r>
+      <w:proofErr w:type="spellEnd"/>
+      <w:r>
+        <w:rPr>
+          <w:rFonts w:ascii="Calibri" w:hAnsi="Calibri" w:cs="Calibri"/>
+          <w:sz w:val="22"/>
+          <w:szCs w:val="22"/>
+        </w:rPr>
+        <w:t xml:space="preserve"> Institute for Applied Systems Analysis (IIASA), </w:t>
+      </w:r>
+      <w:proofErr w:type="spellStart"/>
+      <w:r>
+        <w:rPr>
+          <w:rFonts w:ascii="Calibri" w:hAnsi="Calibri" w:cs="Calibri"/>
+          <w:sz w:val="22"/>
+          <w:szCs w:val="22"/>
+        </w:rPr>
+        <w:t>Schlossplatz</w:t>
+      </w:r>
+      <w:proofErr w:type="spellEnd"/>
+      <w:r>
+        <w:rPr>
+          <w:rFonts w:ascii="Calibri" w:hAnsi="Calibri" w:cs="Calibri"/>
+          <w:sz w:val="22"/>
+          <w:szCs w:val="22"/>
+        </w:rPr>
+        <w:t xml:space="preserve"> 1, 2361 Laxenburg, Austria</w:t>
+      </w:r>
+    </w:p>
+    <w:p>
+      <w:pPr>
+        <w:spacing w:after="60" w:line="240" w:lineRule="auto"/>
+        <w:jc w:val="center"/>
+        <w:rPr>
+          <w:rFonts w:ascii="Calibri" w:hAnsi="Calibri" w:cs="Calibri"/>
+          <w:sz w:val="22"/>
+          <w:szCs w:val="22"/>
+        </w:rPr>
+      </w:pPr>
+      <w:proofErr w:type="spellStart"/>
+      <w:r>
+        <w:rPr>
+          <w:rFonts w:ascii="Calibri" w:hAnsi="Calibri" w:cs="Calibri"/>
+          <w:sz w:val="22"/>
+          <w:szCs w:val="22"/>
+          <w:vertAlign w:val="superscript"/>
+        </w:rPr>
+        <w:t>d</w:t>
+      </w:r>
+      <w:r>
+        <w:rPr>
+          <w:rFonts w:ascii="Calibri" w:hAnsi="Calibri" w:cs="Calibri"/>
+          <w:sz w:val="22"/>
+          <w:szCs w:val="22"/>
+        </w:rPr>
+        <w:t>Van</w:t>
+      </w:r>
+      <w:proofErr w:type="spellEnd"/>
+      <w:r>
+        <w:rPr>
+          <w:rFonts w:ascii="Calibri" w:hAnsi="Calibri" w:cs="Calibri"/>
+          <w:sz w:val="22"/>
+          <w:szCs w:val="22"/>
+        </w:rPr>
+        <w:t xml:space="preserve"> 't Hoff Institute for Molecular Sciences (HIMS), Science Park 904, University of Amsterdam, 1090 GD Amsterdam</w:t>
+      </w:r>
+    </w:p>
+    <w:p>
+      <w:pPr>
+        <w:spacing w:after="60" w:line="240" w:lineRule="auto"/>
+        <w:jc w:val="center"/>
+        <w:rPr>
+          <w:rFonts w:ascii="Calibri" w:hAnsi="Calibri" w:cs="Calibri"/>
+          <w:sz w:val="22"/>
+          <w:szCs w:val="22"/>
+        </w:rPr>
+      </w:pPr>
+      <w:proofErr w:type="spellStart"/>
+      <w:r>
+        <w:rPr>
+          <w:rFonts w:ascii="Calibri" w:hAnsi="Calibri" w:cs="Calibri"/>
+          <w:sz w:val="22"/>
+          <w:szCs w:val="22"/>
+          <w:vertAlign w:val="superscript"/>
+        </w:rPr>
+        <w:t>e</w:t>
+      </w:r>
+      <w:r>
+        <w:rPr>
+          <w:rFonts w:ascii="Calibri" w:hAnsi="Calibri" w:cs="Calibri"/>
+          <w:sz w:val="22"/>
+          <w:szCs w:val="22"/>
+        </w:rPr>
+        <w:t>Energy</w:t>
+      </w:r>
+      <w:proofErr w:type="spellEnd"/>
+      <w:r>
+        <w:rPr>
+          <w:rFonts w:ascii="Calibri" w:hAnsi="Calibri" w:cs="Calibri"/>
+          <w:sz w:val="22"/>
+          <w:szCs w:val="22"/>
+        </w:rPr>
+        <w:t xml:space="preserve"> and Materials Transition (EMT), TNO, Amsterdam, the Netherlands</w:t>
+      </w:r>
+    </w:p>
+    <w:p>
+      <w:pPr>
+        <w:spacing w:after="60" w:line="240" w:lineRule="auto"/>
+        <w:jc w:val="center"/>
+        <w:rPr>
+          <w:rFonts w:ascii="Calibri" w:hAnsi="Calibri" w:cs="Calibri"/>
+          <w:b/>
+          <w:bCs/>
           <w:sz w:val="22"/>
           <w:szCs w:val="22"/>
         </w:rPr>
@@ -429,6 +551,25 @@
           <w:t>FRostami@ucc.ie</w:t>
         </w:r>
       </w:hyperlink>
+      <w:r>
+        <w:rPr>
+          <w:rFonts w:ascii="Calibri" w:hAnsi="Calibri" w:cs="Calibri"/>
+          <w:sz w:val="22"/>
+          <w:szCs w:val="22"/>
+        </w:rPr>
+        <w:t xml:space="preserve"> </w:t>
+      </w:r>
+    </w:p>
+    <w:p>
+      <w:pPr>
+        <w:spacing w:after="60" w:line="240" w:lineRule="auto"/>
+        <w:jc w:val="center"/>
+        <w:rPr>
+          <w:rFonts w:ascii="Calibri" w:hAnsi="Calibri" w:cs="Calibri"/>
+          <w:sz w:val="22"/>
+          <w:szCs w:val="22"/>
+        </w:rPr>
+      </w:pPr>
     </w:p>
     <w:p/>
     <w:p/>
@@ -3285,7 +3426,6 @@
             <w:docPart w:val="C96A1F7DE59E43C996565159AB49FFCF"/>
           </w:placeholder>
         </w:sdtPr>
-        <w:sdtEndPr/>
         <w:sdtContent>
           <w:r>
             <w:rPr>
@@ -3366,7 +3506,6 @@
             <w:docPart w:val="887FA6265BB042DC990CF14F60D5308C"/>
           </w:placeholder>
         </w:sdtPr>
-        <w:sdtEndPr/>
         <w:sdtContent>
           <w:r>
             <w:rPr>
@@ -3447,7 +3586,6 @@
             <w:docPart w:val="65FB2CE6FA6748639C37A78361243D1F"/>
           </w:placeholder>
         </w:sdtPr>
-        <w:sdtEndPr/>
         <w:sdtContent>
           <w:r>
             <w:rPr>
@@ -4019,27 +4157,7 @@
                               <w:szCs w:val="22"/>
                               <w14:ligatures w14:val="none"/>
                             </w:rPr>
-                            <m:t>t</m:t>
-                          </m:r>
-                          <m:r>
-                            <w:rPr>
-                              <w:rFonts w:ascii="Cambria Math" w:eastAsia="Calibri" w:hAnsi="Cambria Math" w:cs="Calibri"/>
-                              <w:kern w:val="0"/>
-                              <w:sz w:val="22"/>
-                              <w:szCs w:val="22"/>
-                              <w14:ligatures w14:val="none"/>
-                            </w:rPr>
-                            <m:t>-</m:t>
-                          </m:r>
-                          <m:r>
-                            <w:rPr>
-                              <w:rFonts w:ascii="Cambria Math" w:eastAsia="Calibri" w:hAnsi="Cambria Math" w:cs="Calibri"/>
-                              <w:kern w:val="0"/>
-                              <w:sz w:val="22"/>
-                              <w:szCs w:val="22"/>
-                              <w14:ligatures w14:val="none"/>
-                            </w:rPr>
-                            <m:t>1</m:t>
+                            <m:t>t-1</m:t>
                           </m:r>
                         </m:sub>
                       </m:sSub>
@@ -4341,7 +4459,6 @@
             <w:docPart w:val="C96A1F7DE59E43C996565159AB49FFCF"/>
           </w:placeholder>
         </w:sdtPr>
-        <w:sdtEndPr/>
         <w:sdtContent>
           <w:r>
             <w:rPr>
@@ -4500,17 +4617,7 @@
                         <w:szCs w:val="22"/>
                         <w14:ligatures w14:val="none"/>
                       </w:rPr>
-                      <m:t>N</m:t>
-                    </m:r>
-                    <m:r>
-                      <w:rPr>
-                        <w:rFonts w:ascii="Cambria Math" w:eastAsia="Calibri" w:hAnsi="Cambria Math" w:cs="Calibri"/>
-                        <w:kern w:val="0"/>
-                        <w:sz w:val="22"/>
-                        <w:szCs w:val="22"/>
-                        <w14:ligatures w14:val="none"/>
-                      </w:rPr>
-                      <m:t>(</m:t>
+                      <m:t>N(</m:t>
                     </m:r>
                     <m:sSub>
                       <m:sSubPr>
@@ -4648,17 +4755,7 @@
                         <w:szCs w:val="22"/>
                         <w14:ligatures w14:val="none"/>
                       </w:rPr>
-                      <m:t>N</m:t>
-                    </m:r>
-                    <m:r>
-                      <w:rPr>
-                        <w:rFonts w:ascii="Cambria Math" w:eastAsia="Calibri" w:hAnsi="Cambria Math" w:cs="Calibri"/>
-                        <w:kern w:val="0"/>
-                        <w:sz w:val="22"/>
-                        <w:szCs w:val="22"/>
-                        <w14:ligatures w14:val="none"/>
-                      </w:rPr>
-                      <m:t>(</m:t>
+                      <m:t>N(</m:t>
                     </m:r>
                     <m:sSub>
                       <m:sSubPr>
@@ -4796,17 +4893,7 @@
                         <w:szCs w:val="22"/>
                         <w14:ligatures w14:val="none"/>
                       </w:rPr>
-                      <m:t>N</m:t>
-                    </m:r>
-                    <m:r>
-                      <w:rPr>
-                        <w:rFonts w:ascii="Cambria Math" w:eastAsia="Calibri" w:hAnsi="Cambria Math" w:cs="Calibri"/>
-                        <w:kern w:val="0"/>
-                        <w:sz w:val="22"/>
-                        <w:szCs w:val="22"/>
-                        <w14:ligatures w14:val="none"/>
-                      </w:rPr>
-                      <m:t>(</m:t>
+                      <m:t>N(</m:t>
                     </m:r>
                     <m:sSub>
                       <m:sSubPr>
@@ -5288,27 +5375,7 @@
                   <w:szCs w:val="22"/>
                   <w14:ligatures w14:val="none"/>
                 </w:rPr>
-                <m:t>t</m:t>
-              </m:r>
-              <m:r>
-                <w:rPr>
-                  <w:rFonts w:ascii="Cambria Math" w:eastAsia="Calibri" w:hAnsi="Cambria Math" w:cs="Calibri"/>
-                  <w:kern w:val="0"/>
-                  <w:sz w:val="22"/>
-                  <w:szCs w:val="22"/>
-                  <w14:ligatures w14:val="none"/>
-                </w:rPr>
-                <m:t>-</m:t>
-              </m:r>
-              <m:r>
-                <w:rPr>
-                  <w:rFonts w:ascii="Cambria Math" w:eastAsia="Calibri" w:hAnsi="Cambria Math" w:cs="Calibri"/>
-                  <w:kern w:val="0"/>
-                  <w:sz w:val="22"/>
-                  <w:szCs w:val="22"/>
-                  <w14:ligatures w14:val="none"/>
-                </w:rPr>
-                <m:t>1</m:t>
+                <m:t>t-1</m:t>
               </m:r>
             </m:sub>
             <m:sup>
@@ -5738,7 +5805,6 @@
             <w:docPart w:val="E1BA6215D202413C8BDE209F4E54D498"/>
           </w:placeholder>
         </w:sdtPr>
-        <w:sdtEndPr/>
         <w:sdtContent>
           <w:r>
             <w:rPr>
@@ -5914,7 +5980,6 @@
             <w:docPart w:val="BB0A04735C814B69AFF1487DEEDDD7E7"/>
           </w:placeholder>
         </w:sdtPr>
-        <w:sdtEndPr/>
         <w:sdtContent>
           <w:r>
             <w:rPr>
@@ -6060,7 +6125,6 @@
             <w:docPart w:val="C96A1F7DE59E43C996565159AB49FFCF"/>
           </w:placeholder>
         </w:sdtPr>
-        <w:sdtEndPr/>
         <w:sdtContent>
           <w:r>
             <w:rPr>
@@ -6174,7 +6238,6 @@
             <w:docPart w:val="C96A1F7DE59E43C996565159AB49FFCF"/>
           </w:placeholder>
         </w:sdtPr>
-        <w:sdtEndPr/>
         <w:sdtContent>
           <w:r>
             <w:rPr>
@@ -7133,7 +7196,27 @@
           <w:sz w:val="22"/>
           <w:szCs w:val="22"/>
         </w:rPr>
-        <w:t>This approach allows a wide range of mineral price combinations to emerge across scenarios. For instance, in a given year lithium prices may increase eight-fold while nickel and graphite prices rise three-fold and five-</w:t>
+        <w:t xml:space="preserve">This approach allows a wide range of mineral price combinations to emerge across scenarios. For instance, </w:t>
+      </w:r>
+      <w:proofErr w:type="gramStart"/>
+      <w:r>
+        <w:rPr>
+          <w:rFonts w:ascii="Calibri" w:hAnsi="Calibri" w:cs="Calibri"/>
+          <w:kern w:val="0"/>
+          <w:sz w:val="22"/>
+          <w:szCs w:val="22"/>
+        </w:rPr>
+        <w:t>in a given year</w:t>
+      </w:r>
+      <w:proofErr w:type="gramEnd"/>
+      <w:r>
+        <w:rPr>
+          <w:rFonts w:ascii="Calibri" w:hAnsi="Calibri" w:cs="Calibri"/>
+          <w:kern w:val="0"/>
+          <w:sz w:val="22"/>
+          <w:szCs w:val="22"/>
+        </w:rPr>
+        <w:t xml:space="preserve"> lithium prices may increase eight-fold while nickel and graphite prices rise three-fold and five-</w:t>
       </w:r>
       <w:r>
         <w:rPr>
@@ -7225,7 +7308,6 @@
             <w:docPart w:val="A357AEFAA2DC4AFC9BF27BA7675D6428"/>
           </w:placeholder>
         </w:sdtPr>
-        <w:sdtEndPr/>
         <w:sdtContent>
           <w:r>
             <w:rPr>
@@ -7404,7 +7486,6 @@
             <w:docPart w:val="C96A1F7DE59E43C996565159AB49FFCF"/>
           </w:placeholder>
         </w:sdtPr>
-        <w:sdtEndPr/>
         <w:sdtContent>
           <w:r>
             <w:rPr>
@@ -7777,16 +7858,7 @@
                   <w:sz w:val="22"/>
                   <w:szCs w:val="22"/>
                 </w:rPr>
-                <m:t>∙</m:t>
-              </m:r>
-              <m:r>
-                <w:rPr>
-                  <w:rFonts w:ascii="Cambria Math" w:hAnsi="Cambria Math" w:cs="Calibri"/>
-                  <w:kern w:val="0"/>
-                  <w:sz w:val="22"/>
-                  <w:szCs w:val="22"/>
-                </w:rPr>
-                <m:t>0.3</m:t>
+                <m:t>∙0.3</m:t>
               </m:r>
             </m:e>
           </m:d>
@@ -8297,7 +8369,6 @@
             <w:docPart w:val="539419CD35F84845BA3740E7DC1293F1"/>
           </w:placeholder>
         </w:sdtPr>
-        <w:sdtEndPr/>
         <w:sdtContent>
           <w:r>
             <w:rPr>
@@ -8343,7 +8414,6 @@
             <w:docPart w:val="137A3A3118F74F718142B74EDFBAD7EF"/>
           </w:placeholder>
         </w:sdtPr>
-        <w:sdtEndPr/>
         <w:sdtContent>
           <w:r>
             <w:rPr>
@@ -8523,7 +8593,6 @@
             <w:docPart w:val="C96A1F7DE59E43C996565159AB49FFCF"/>
           </w:placeholder>
         </w:sdtPr>
-        <w:sdtEndPr/>
         <w:sdtContent>
           <w:r>
             <w:rPr>
@@ -8599,7 +8668,6 @@
             <w:docPart w:val="C96A1F7DE59E43C996565159AB49FFCF"/>
           </w:placeholder>
         </w:sdtPr>
-        <w:sdtEndPr/>
         <w:sdtContent>
           <w:r>
             <w:rPr>
@@ -9224,7 +9292,6 @@
             <w:docPart w:val="C96A1F7DE59E43C996565159AB49FFCF"/>
           </w:placeholder>
         </w:sdtPr>
-        <w:sdtEndPr/>
         <w:sdtContent>
           <w:r>
             <w:rPr>
@@ -9305,7 +9372,6 @@
             <w:docPart w:val="E047F119C50740048AC8CD06B6DF8E77"/>
           </w:placeholder>
         </w:sdtPr>
-        <w:sdtEndPr/>
         <w:sdtContent>
           <w:r>
             <w:rPr>
@@ -9585,7 +9651,6 @@
             <w:docPart w:val="C96A1F7DE59E43C996565159AB49FFCF"/>
           </w:placeholder>
         </w:sdtPr>
-        <w:sdtEndPr/>
         <w:sdtContent>
           <w:r>
             <w:rPr>
@@ -9636,7 +9701,6 @@
             <w:docPart w:val="9E68E7A0C603442FB23E38F23FB5A82A"/>
           </w:placeholder>
         </w:sdtPr>
-        <w:sdtEndPr/>
         <w:sdtContent>
           <w:r>
             <w:rPr>
@@ -9699,7 +9763,6 @@
             <w:docPart w:val="4F9B6058F17E4960B0F949FC6F4B6889"/>
           </w:placeholder>
         </w:sdtPr>
-        <w:sdtEndPr/>
         <w:sdtContent>
           <w:r>
             <w:rPr>
@@ -10842,7 +10905,6 @@
             <w:docPart w:val="092BECC98E4A4E0F8B59D7AFC0E4B72C"/>
           </w:placeholder>
         </w:sdtPr>
-        <w:sdtEndPr/>
         <w:sdtContent>
           <w:r>
             <w:rPr>
@@ -11080,7 +11142,6 @@
             <w:docPart w:val="50ED78037A094FE2BF488BF493DF5F8E"/>
           </w:placeholder>
         </w:sdtPr>
-        <w:sdtEndPr/>
         <w:sdtContent>
           <w:r>
             <w:rPr>
@@ -11379,7 +11440,6 @@
             <w:docPart w:val="ACD2B0FB79104E228B9A98FB26524AAE"/>
           </w:placeholder>
         </w:sdtPr>
-        <w:sdtEndPr/>
         <w:sdtContent>
           <w:r>
             <w:rPr>
@@ -12119,27 +12179,7 @@
           <w:szCs w:val="22"/>
           <w14:ligatures w14:val="none"/>
         </w:rPr>
-        <w:t xml:space="preserve"> S</w:t>
-      </w:r>
-      <w:r>
-        <w:rPr>
-          <w:rFonts w:ascii="Calibri" w:eastAsia="Calibri" w:hAnsi="Calibri" w:cs="Calibri"/>
-          <w:kern w:val="0"/>
-          <w:sz w:val="22"/>
-          <w:szCs w:val="22"/>
-          <w14:ligatures w14:val="none"/>
-        </w:rPr>
-        <w:t>4</w:t>
-      </w:r>
-      <w:r>
-        <w:rPr>
-          <w:rFonts w:ascii="Calibri" w:eastAsia="Calibri" w:hAnsi="Calibri" w:cs="Calibri"/>
-          <w:kern w:val="0"/>
-          <w:sz w:val="22"/>
-          <w:szCs w:val="22"/>
-          <w14:ligatures w14:val="none"/>
-        </w:rPr>
-        <w:t>.</w:t>
+        <w:t xml:space="preserve"> S5.</w:t>
       </w:r>
       <w:r>
         <w:rPr>
@@ -12274,7 +12314,6 @@
           <w:docPart w:val="DefaultPlaceholder_-1854013440"/>
         </w:placeholder>
       </w:sdtPr>
-      <w:sdtEndPr/>
       <w:sdtContent>
         <w:p>
           <w:pPr>
@@ -12343,7 +12382,47 @@
               <w:sz w:val="20"/>
               <w:szCs w:val="20"/>
             </w:rPr>
-            <w:t>[2] Mac Domhnaill, C., Ryan, L., and Lazarczyk, E., When markets merge: evidence from Ireland’s integration with the European wholesale electricity market , Dublin, Apr. 2025, https://www.ucd.ie/economics/t4media/WP2025_10.pdf?utm_source,</w:t>
+            <w:t xml:space="preserve">[2] Mac Domhnaill, C., Ryan, L., and Lazarczyk, E., When markets </w:t>
+          </w:r>
+          <w:proofErr w:type="gramStart"/>
+          <w:r>
+            <w:rPr>
+              <w:rFonts w:ascii="Calibri" w:eastAsia="Times New Roman" w:hAnsi="Calibri" w:cs="Calibri"/>
+              <w:color w:val="000000"/>
+              <w:sz w:val="20"/>
+              <w:szCs w:val="20"/>
+            </w:rPr>
+            <w:t>merge:</w:t>
+          </w:r>
+          <w:proofErr w:type="gramEnd"/>
+          <w:r>
+            <w:rPr>
+              <w:rFonts w:ascii="Calibri" w:eastAsia="Times New Roman" w:hAnsi="Calibri" w:cs="Calibri"/>
+              <w:color w:val="000000"/>
+              <w:sz w:val="20"/>
+              <w:szCs w:val="20"/>
+            </w:rPr>
+            <w:t xml:space="preserve"> evidence from Ireland’s integration with the European wholesale electricity </w:t>
+          </w:r>
+          <w:proofErr w:type="gramStart"/>
+          <w:r>
+            <w:rPr>
+              <w:rFonts w:ascii="Calibri" w:eastAsia="Times New Roman" w:hAnsi="Calibri" w:cs="Calibri"/>
+              <w:color w:val="000000"/>
+              <w:sz w:val="20"/>
+              <w:szCs w:val="20"/>
+            </w:rPr>
+            <w:t>market ,</w:t>
+          </w:r>
+          <w:proofErr w:type="gramEnd"/>
+          <w:r>
+            <w:rPr>
+              <w:rFonts w:ascii="Calibri" w:eastAsia="Times New Roman" w:hAnsi="Calibri" w:cs="Calibri"/>
+              <w:color w:val="000000"/>
+              <w:sz w:val="20"/>
+              <w:szCs w:val="20"/>
+            </w:rPr>
+            <w:t xml:space="preserve"> Dublin, Apr. 2025, https://www.ucd.ie/economics/t4media/WP2025_10.pdf?utm_source,</w:t>
           </w:r>
           <w:r>
             <w:rPr>
@@ -12386,7 +12465,27 @@
               <w:sz w:val="20"/>
               <w:szCs w:val="20"/>
             </w:rPr>
-            <w:t>[3] TRADING ECONOMICS , Mar. 2026, https://tradingeconomics.com/commodity/crude-oil, accessed 30 Mar. 2026.</w:t>
+            <w:t xml:space="preserve">[3] TRADING </w:t>
+          </w:r>
+          <w:proofErr w:type="gramStart"/>
+          <w:r>
+            <w:rPr>
+              <w:rFonts w:ascii="Calibri" w:eastAsia="Times New Roman" w:hAnsi="Calibri" w:cs="Calibri"/>
+              <w:color w:val="000000"/>
+              <w:sz w:val="20"/>
+              <w:szCs w:val="20"/>
+            </w:rPr>
+            <w:t>ECONOMICS ,</w:t>
+          </w:r>
+          <w:proofErr w:type="gramEnd"/>
+          <w:r>
+            <w:rPr>
+              <w:rFonts w:ascii="Calibri" w:eastAsia="Times New Roman" w:hAnsi="Calibri" w:cs="Calibri"/>
+              <w:color w:val="000000"/>
+              <w:sz w:val="20"/>
+              <w:szCs w:val="20"/>
+            </w:rPr>
+            <w:t xml:space="preserve"> Mar. 2026, https://tradingeconomics.com/commodity/crude-oil, accessed 30 Mar. 2026.</w:t>
           </w:r>
         </w:p>
         <w:p>
@@ -12411,7 +12510,27 @@
               <w:sz w:val="20"/>
               <w:szCs w:val="20"/>
             </w:rPr>
-            <w:t>[4] Ireland Inflation Rate, TRADING ECONOMICS , Mar. 2026, https://fa.tradingeconomics.com/ireland/inflation-cpi, accessed 5 Mar. 2026.</w:t>
+            <w:t xml:space="preserve">[4] Ireland Inflation Rate, TRADING </w:t>
+          </w:r>
+          <w:proofErr w:type="gramStart"/>
+          <w:r>
+            <w:rPr>
+              <w:rFonts w:ascii="Calibri" w:eastAsia="Times New Roman" w:hAnsi="Calibri" w:cs="Calibri"/>
+              <w:color w:val="000000"/>
+              <w:sz w:val="20"/>
+              <w:szCs w:val="20"/>
+            </w:rPr>
+            <w:t>ECONOMICS ,</w:t>
+          </w:r>
+          <w:proofErr w:type="gramEnd"/>
+          <w:r>
+            <w:rPr>
+              <w:rFonts w:ascii="Calibri" w:eastAsia="Times New Roman" w:hAnsi="Calibri" w:cs="Calibri"/>
+              <w:color w:val="000000"/>
+              <w:sz w:val="20"/>
+              <w:szCs w:val="20"/>
+            </w:rPr>
+            <w:t xml:space="preserve"> Mar. 2026, https://fa.tradingeconomics.com/ireland/inflation-cpi, accessed 5 Mar. 2026.</w:t>
           </w:r>
         </w:p>
         <w:p>
@@ -12637,7 +12756,27 @@
               <w:sz w:val="20"/>
               <w:szCs w:val="20"/>
             </w:rPr>
-            <w:t>[13] REUTERS, China export curbs choke off shipments of gallium, germanium for second month, REUTERS, Oct. 2023,https://www.reuters.com/world/china/china-export-curbs-choke-off-shipments-gallium-germanium-second-month-2023-10-20/#:~:text=In%20July%2C%20China%20unveiled%20restrictions,in%20making%20high%2Dtech%20microchips., accessed 1 Mar. 2024.</w:t>
+            <w:t xml:space="preserve">[13] REUTERS, China export curbs choke off shipments of gallium, germanium for second month, REUTERS, Oct. </w:t>
+          </w:r>
+          <w:proofErr w:type="gramStart"/>
+          <w:r>
+            <w:rPr>
+              <w:rFonts w:ascii="Calibri" w:eastAsia="Times New Roman" w:hAnsi="Calibri" w:cs="Calibri"/>
+              <w:color w:val="000000"/>
+              <w:sz w:val="20"/>
+              <w:szCs w:val="20"/>
+            </w:rPr>
+            <w:t>2023,https://www.reuters.com/world/china/china-export-curbs-choke-off-shipments-gallium-germanium-second-month-2023-10-20/#:~:text=In%20July%2C%20China%20unveiled%20restrictions,in%20making%20high%2Dtech%20microchips</w:t>
+          </w:r>
+          <w:proofErr w:type="gramEnd"/>
+          <w:r>
+            <w:rPr>
+              <w:rFonts w:ascii="Calibri" w:eastAsia="Times New Roman" w:hAnsi="Calibri" w:cs="Calibri"/>
+              <w:color w:val="000000"/>
+              <w:sz w:val="20"/>
+              <w:szCs w:val="20"/>
+            </w:rPr>
+            <w:t>., accessed 1 Mar. 2024.</w:t>
           </w:r>
         </w:p>
         <w:p>
@@ -13906,7 +14045,6 @@
   <w:style w:type="character" w:default="1" w:styleId="DefaultParagraphFont">
     <w:name w:val="Default Paragraph Font"/>
     <w:uiPriority w:val="1"/>
-    <w:semiHidden/>
     <w:unhideWhenUsed/>
   </w:style>
   <w:style w:type="table" w:default="1" w:styleId="TableNormal">
@@ -14943,10 +15081,10 @@
   <w:rsids>
     <w:rsidRoot w:val="00543A88"/>
     <w:rsid w:val="00046F05"/>
-    <w:rsid w:val="001D3677"/>
     <w:rsid w:val="001D6960"/>
     <w:rsid w:val="00237490"/>
     <w:rsid w:val="0043451E"/>
+    <w:rsid w:val="004C7CA9"/>
     <w:rsid w:val="005323FF"/>
     <w:rsid w:val="00543A88"/>
     <w:rsid w:val="00577640"/>
@@ -14957,6 +15095,7 @@
     <w:rsid w:val="006B46B4"/>
     <w:rsid w:val="006D0947"/>
     <w:rsid w:val="007023D2"/>
+    <w:rsid w:val="007554D5"/>
     <w:rsid w:val="00820A73"/>
     <w:rsid w:val="00837766"/>
     <w:rsid w:val="008802EA"/>
@@ -14967,7 +15106,6 @@
     <w:rsid w:val="00B04A70"/>
     <w:rsid w:val="00C0773F"/>
     <w:rsid w:val="00C55794"/>
-    <w:rsid w:val="00C563AF"/>
     <w:rsid w:val="00C651A6"/>
     <w:rsid w:val="00CE68A1"/>
     <w:rsid w:val="00D70670"/>
